--- a/quiz2.docx
+++ b/quiz2.docx
@@ -130,7 +130,7 @@
                 <w:b w:val="0"/>
                 <w:sz w:val="24"/>
               </w:rPr>
-              <w:t>where does it hurt</w:t>
+              <w:t>where it hurts</w:t>
             </w:r>
           </w:p>
         </w:tc>
@@ -150,7 +150,7 @@
                 <w:b w:val="0"/>
                 <w:sz w:val="24"/>
               </w:rPr>
-              <w:t>-</w:t>
+              <w:t>+</w:t>
             </w:r>
           </w:p>
         </w:tc>
@@ -193,7 +193,7 @@
                 <w:b w:val="0"/>
                 <w:sz w:val="24"/>
               </w:rPr>
-              <w:t>where did it hurt</w:t>
+              <w:t>where does it hurt</w:t>
             </w:r>
           </w:p>
         </w:tc>
@@ -256,7 +256,7 @@
                 <w:b w:val="0"/>
                 <w:sz w:val="24"/>
               </w:rPr>
-              <w:t>where it hurts</w:t>
+              <w:t>where did it hurt</w:t>
             </w:r>
           </w:p>
         </w:tc>
@@ -276,7 +276,7 @@
                 <w:b w:val="0"/>
                 <w:sz w:val="24"/>
               </w:rPr>
-              <w:t>+</w:t>
+              <w:t>-</w:t>
             </w:r>
           </w:p>
         </w:tc>
@@ -410,7 +410,7 @@
                 <w:b w:val="0"/>
                 <w:sz w:val="24"/>
               </w:rPr>
-              <w:t>surgical instruments</w:t>
+              <w:t>imaging techniques to diagnose diseases</w:t>
             </w:r>
           </w:p>
         </w:tc>
@@ -430,7 +430,7 @@
                 <w:b w:val="0"/>
                 <w:sz w:val="24"/>
               </w:rPr>
-              <w:t>-</w:t>
+              <w:t>+</w:t>
             </w:r>
           </w:p>
         </w:tc>
@@ -473,7 +473,7 @@
                 <w:b w:val="0"/>
                 <w:sz w:val="24"/>
               </w:rPr>
-              <w:t>medications</w:t>
+              <w:t>surgical instruments</w:t>
             </w:r>
           </w:p>
         </w:tc>
@@ -536,7 +536,7 @@
                 <w:b w:val="0"/>
                 <w:sz w:val="24"/>
               </w:rPr>
-              <w:t>imaging techniques to diagnose diseases</w:t>
+              <w:t>medications</w:t>
             </w:r>
           </w:p>
         </w:tc>
@@ -556,7 +556,7 @@
                 <w:b w:val="0"/>
                 <w:sz w:val="24"/>
               </w:rPr>
-              <w:t>+</w:t>
+              <w:t>-</w:t>
             </w:r>
           </w:p>
         </w:tc>
@@ -753,7 +753,7 @@
                 <w:b w:val="0"/>
                 <w:sz w:val="24"/>
               </w:rPr>
-              <w:t>the brain</w:t>
+              <w:t>the heart and blood vessels</w:t>
             </w:r>
           </w:p>
         </w:tc>
@@ -773,7 +773,7 @@
                 <w:b w:val="0"/>
                 <w:sz w:val="24"/>
               </w:rPr>
-              <w:t>-</w:t>
+              <w:t>+</w:t>
             </w:r>
           </w:p>
         </w:tc>
@@ -816,7 +816,7 @@
                 <w:b w:val="0"/>
                 <w:sz w:val="24"/>
               </w:rPr>
-              <w:t>the heart and blood vessels</w:t>
+              <w:t>the brain</w:t>
             </w:r>
           </w:p>
         </w:tc>
@@ -836,7 +836,7 @@
                 <w:b w:val="0"/>
                 <w:sz w:val="24"/>
               </w:rPr>
-              <w:t>+</w:t>
+              <w:t>-</w:t>
             </w:r>
           </w:p>
         </w:tc>
@@ -1096,7 +1096,7 @@
                 <w:b w:val="0"/>
                 <w:sz w:val="24"/>
               </w:rPr>
-              <w:t>bones and joints</w:t>
+              <w:t>disorders of the nervous system</w:t>
             </w:r>
           </w:p>
         </w:tc>
@@ -1116,7 +1116,7 @@
                 <w:b w:val="0"/>
                 <w:sz w:val="24"/>
               </w:rPr>
-              <w:t>-</w:t>
+              <w:t>+</w:t>
             </w:r>
           </w:p>
         </w:tc>
@@ -1159,7 +1159,7 @@
                 <w:b w:val="0"/>
                 <w:sz w:val="24"/>
               </w:rPr>
-              <w:t>the heart and blood vessels</w:t>
+              <w:t>bones and joints</w:t>
             </w:r>
           </w:p>
         </w:tc>
@@ -1222,7 +1222,7 @@
                 <w:b w:val="0"/>
                 <w:sz w:val="24"/>
               </w:rPr>
-              <w:t>disorders of the nervous system</w:t>
+              <w:t>the heart and blood vessels</w:t>
             </w:r>
           </w:p>
         </w:tc>
@@ -1242,7 +1242,7 @@
                 <w:b w:val="0"/>
                 <w:sz w:val="24"/>
               </w:rPr>
-              <w:t>+</w:t>
+              <w:t>-</w:t>
             </w:r>
           </w:p>
         </w:tc>
@@ -1439,7 +1439,7 @@
                 <w:b w:val="0"/>
                 <w:sz w:val="24"/>
               </w:rPr>
-              <w:t>teeth and gums</w:t>
+              <w:t>eye diseases and vision</w:t>
             </w:r>
           </w:p>
         </w:tc>
@@ -1459,7 +1459,7 @@
                 <w:b w:val="0"/>
                 <w:sz w:val="24"/>
               </w:rPr>
-              <w:t>-</w:t>
+              <w:t>+</w:t>
             </w:r>
           </w:p>
         </w:tc>
@@ -1502,7 +1502,7 @@
                 <w:b w:val="0"/>
                 <w:sz w:val="24"/>
               </w:rPr>
-              <w:t>eye diseases and vision</w:t>
+              <w:t>teeth and gums</w:t>
             </w:r>
           </w:p>
         </w:tc>
@@ -1522,7 +1522,7 @@
                 <w:b w:val="0"/>
                 <w:sz w:val="24"/>
               </w:rPr>
-              <w:t>+</w:t>
+              <w:t>-</w:t>
             </w:r>
           </w:p>
         </w:tc>
@@ -1782,7 +1782,7 @@
                 <w:b w:val="0"/>
                 <w:sz w:val="24"/>
               </w:rPr>
-              <w:t>bones and joints</w:t>
+              <w:t>blood and blood disorders</w:t>
             </w:r>
           </w:p>
         </w:tc>
@@ -1802,7 +1802,7 @@
                 <w:b w:val="0"/>
                 <w:sz w:val="24"/>
               </w:rPr>
-              <w:t>-</w:t>
+              <w:t>+</w:t>
             </w:r>
           </w:p>
         </w:tc>
@@ -1845,7 +1845,7 @@
                 <w:b w:val="0"/>
                 <w:sz w:val="24"/>
               </w:rPr>
-              <w:t>the heart and blood vessels</w:t>
+              <w:t>bones and joints</w:t>
             </w:r>
           </w:p>
         </w:tc>
@@ -1908,7 +1908,7 @@
                 <w:b w:val="0"/>
                 <w:sz w:val="24"/>
               </w:rPr>
-              <w:t>the nervous system</w:t>
+              <w:t>the heart and blood vessels</w:t>
             </w:r>
           </w:p>
         </w:tc>
@@ -1971,7 +1971,7 @@
                 <w:b w:val="0"/>
                 <w:sz w:val="24"/>
               </w:rPr>
-              <w:t>blood and blood disorders</w:t>
+              <w:t>the nervous system</w:t>
             </w:r>
           </w:p>
         </w:tc>
@@ -1991,7 +1991,7 @@
                 <w:b w:val="0"/>
                 <w:sz w:val="24"/>
               </w:rPr>
-              <w:t>+</w:t>
+              <w:t>-</w:t>
             </w:r>
           </w:p>
         </w:tc>
@@ -2125,7 +2125,7 @@
                 <w:b w:val="0"/>
                 <w:sz w:val="24"/>
               </w:rPr>
-              <w:t>skin diseases</w:t>
+              <w:t>disorders of the digestive system</w:t>
             </w:r>
           </w:p>
         </w:tc>
@@ -2145,7 +2145,7 @@
                 <w:b w:val="0"/>
                 <w:sz w:val="24"/>
               </w:rPr>
-              <w:t>-</w:t>
+              <w:t>+</w:t>
             </w:r>
           </w:p>
         </w:tc>
@@ -2188,7 +2188,7 @@
                 <w:b w:val="0"/>
                 <w:sz w:val="24"/>
               </w:rPr>
-              <w:t>heart conditions</w:t>
+              <w:t>skin diseases</w:t>
             </w:r>
           </w:p>
         </w:tc>
@@ -2251,7 +2251,7 @@
                 <w:b w:val="0"/>
                 <w:sz w:val="24"/>
               </w:rPr>
-              <w:t>kidney diseases</w:t>
+              <w:t>heart conditions</w:t>
             </w:r>
           </w:p>
         </w:tc>
@@ -2314,7 +2314,7 @@
                 <w:b w:val="0"/>
                 <w:sz w:val="24"/>
               </w:rPr>
-              <w:t>disorders of the digestive system</w:t>
+              <w:t>kidney diseases</w:t>
             </w:r>
           </w:p>
         </w:tc>
@@ -2334,7 +2334,7 @@
                 <w:b w:val="0"/>
                 <w:sz w:val="24"/>
               </w:rPr>
-              <w:t>+</w:t>
+              <w:t>-</w:t>
             </w:r>
           </w:p>
         </w:tc>
@@ -2468,7 +2468,7 @@
                 <w:b w:val="0"/>
                 <w:sz w:val="24"/>
               </w:rPr>
-              <w:t>performs surgery</w:t>
+              <w:t>provides primary care for all ages</w:t>
             </w:r>
           </w:p>
         </w:tc>
@@ -2488,7 +2488,7 @@
                 <w:b w:val="0"/>
                 <w:sz w:val="24"/>
               </w:rPr>
-              <w:t>-</w:t>
+              <w:t>+</w:t>
             </w:r>
           </w:p>
         </w:tc>
@@ -2531,7 +2531,7 @@
                 <w:b w:val="0"/>
                 <w:sz w:val="24"/>
               </w:rPr>
-              <w:t>treats only children</w:t>
+              <w:t>performs surgery</w:t>
             </w:r>
           </w:p>
         </w:tc>
@@ -2594,7 +2594,7 @@
                 <w:b w:val="0"/>
                 <w:sz w:val="24"/>
               </w:rPr>
-              <w:t>provides primary care for all ages</w:t>
+              <w:t>treats only children</w:t>
             </w:r>
           </w:p>
         </w:tc>
@@ -2614,7 +2614,7 @@
                 <w:b w:val="0"/>
                 <w:sz w:val="24"/>
               </w:rPr>
-              <w:t>+</w:t>
+              <w:t>-</w:t>
             </w:r>
           </w:p>
         </w:tc>
@@ -2811,7 +2811,7 @@
                 <w:b w:val="0"/>
                 <w:sz w:val="24"/>
               </w:rPr>
-              <w:t>treats diseases of the skin</w:t>
+              <w:t>designs exercises for patients</w:t>
             </w:r>
           </w:p>
         </w:tc>
@@ -2831,7 +2831,7 @@
                 <w:b w:val="0"/>
                 <w:sz w:val="24"/>
               </w:rPr>
-              <w:t>-</w:t>
+              <w:t>+</w:t>
             </w:r>
           </w:p>
         </w:tc>
@@ -2874,7 +2874,7 @@
                 <w:b w:val="0"/>
                 <w:sz w:val="24"/>
               </w:rPr>
-              <w:t>deals with sick children</w:t>
+              <w:t>treats diseases of the skin</w:t>
             </w:r>
           </w:p>
         </w:tc>
@@ -2937,7 +2937,7 @@
                 <w:b w:val="0"/>
                 <w:sz w:val="24"/>
               </w:rPr>
-              <w:t>designs exercises for patients</w:t>
+              <w:t>deals with sick children</w:t>
             </w:r>
           </w:p>
         </w:tc>
@@ -2957,7 +2957,7 @@
                 <w:b w:val="0"/>
                 <w:sz w:val="24"/>
               </w:rPr>
-              <w:t>+</w:t>
+              <w:t>-</w:t>
             </w:r>
           </w:p>
         </w:tc>
@@ -3154,7 +3154,7 @@
                 <w:b w:val="0"/>
                 <w:sz w:val="24"/>
               </w:rPr>
-              <w:t>heart diseases</w:t>
+              <w:t>lung and respiratory disorders</w:t>
             </w:r>
           </w:p>
         </w:tc>
@@ -3174,7 +3174,7 @@
                 <w:b w:val="0"/>
                 <w:sz w:val="24"/>
               </w:rPr>
-              <w:t>-</w:t>
+              <w:t>+</w:t>
             </w:r>
           </w:p>
         </w:tc>
@@ -3217,7 +3217,7 @@
                 <w:b w:val="0"/>
                 <w:sz w:val="24"/>
               </w:rPr>
-              <w:t>lung and respiratory disorders</w:t>
+              <w:t>heart diseases</w:t>
             </w:r>
           </w:p>
         </w:tc>
@@ -3237,7 +3237,7 @@
                 <w:b w:val="0"/>
                 <w:sz w:val="24"/>
               </w:rPr>
-              <w:t>+</w:t>
+              <w:t>-</w:t>
             </w:r>
           </w:p>
         </w:tc>
@@ -3497,7 +3497,7 @@
                 <w:b w:val="0"/>
                 <w:sz w:val="24"/>
               </w:rPr>
-              <w:t>examine the brain</w:t>
+              <w:t>monitor heart activity</w:t>
             </w:r>
           </w:p>
         </w:tc>
@@ -3517,7 +3517,7 @@
                 <w:b w:val="0"/>
                 <w:sz w:val="24"/>
               </w:rPr>
-              <w:t>-</w:t>
+              <w:t>+</w:t>
             </w:r>
           </w:p>
         </w:tc>
@@ -3560,7 +3560,7 @@
                 <w:b w:val="0"/>
                 <w:sz w:val="24"/>
               </w:rPr>
-              <w:t>monitor heart activity</w:t>
+              <w:t>examine the brain</w:t>
             </w:r>
           </w:p>
         </w:tc>
@@ -3580,7 +3580,7 @@
                 <w:b w:val="0"/>
                 <w:sz w:val="24"/>
               </w:rPr>
-              <w:t>+</w:t>
+              <w:t>-</w:t>
             </w:r>
           </w:p>
         </w:tc>
@@ -4183,7 +4183,7 @@
                 <w:b w:val="0"/>
                 <w:sz w:val="24"/>
               </w:rPr>
-              <w:t>examine soft tissues</w:t>
+              <w:t>create cross-sectional images</w:t>
             </w:r>
           </w:p>
         </w:tc>
@@ -4203,7 +4203,7 @@
                 <w:b w:val="0"/>
                 <w:sz w:val="24"/>
               </w:rPr>
-              <w:t>-</w:t>
+              <w:t>+</w:t>
             </w:r>
           </w:p>
         </w:tc>
@@ -4246,7 +4246,7 @@
                 <w:b w:val="0"/>
                 <w:sz w:val="24"/>
               </w:rPr>
-              <w:t>monitor heart activity</w:t>
+              <w:t>examine soft tissues</w:t>
             </w:r>
           </w:p>
         </w:tc>
@@ -4309,7 +4309,7 @@
                 <w:b w:val="0"/>
                 <w:sz w:val="24"/>
               </w:rPr>
-              <w:t>create cross-sectional images</w:t>
+              <w:t>monitor heart activity</w:t>
             </w:r>
           </w:p>
         </w:tc>
@@ -4329,7 +4329,7 @@
                 <w:b w:val="0"/>
                 <w:sz w:val="24"/>
               </w:rPr>
-              <w:t>+</w:t>
+              <w:t>-</w:t>
             </w:r>
           </w:p>
         </w:tc>
@@ -4526,7 +4526,7 @@
                 <w:b w:val="0"/>
                 <w:sz w:val="24"/>
               </w:rPr>
-              <w:t>examine the brain</w:t>
+              <w:t>detect bone fractures</w:t>
             </w:r>
           </w:p>
         </w:tc>
@@ -4546,7 +4546,7 @@
                 <w:b w:val="0"/>
                 <w:sz w:val="24"/>
               </w:rPr>
-              <w:t>-</w:t>
+              <w:t>+</w:t>
             </w:r>
           </w:p>
         </w:tc>
@@ -4589,7 +4589,7 @@
                 <w:b w:val="0"/>
                 <w:sz w:val="24"/>
               </w:rPr>
-              <w:t>monitor heart activity</w:t>
+              <w:t>examine the brain</w:t>
             </w:r>
           </w:p>
         </w:tc>
@@ -4652,7 +4652,7 @@
                 <w:b w:val="0"/>
                 <w:sz w:val="24"/>
               </w:rPr>
-              <w:t>detect bone fractures</w:t>
+              <w:t>monitor heart activity</w:t>
             </w:r>
           </w:p>
         </w:tc>
@@ -4672,7 +4672,7 @@
                 <w:b w:val="0"/>
                 <w:sz w:val="24"/>
               </w:rPr>
-              <w:t>+</w:t>
+              <w:t>-</w:t>
             </w:r>
           </w:p>
         </w:tc>
@@ -4869,7 +4869,7 @@
                 <w:b w:val="0"/>
                 <w:sz w:val="24"/>
               </w:rPr>
-              <w:t>examine the brain</w:t>
+              <w:t>measure blood pressure</w:t>
             </w:r>
           </w:p>
         </w:tc>
@@ -4889,7 +4889,7 @@
                 <w:b w:val="0"/>
                 <w:sz w:val="24"/>
               </w:rPr>
-              <w:t>-</w:t>
+              <w:t>+</w:t>
             </w:r>
           </w:p>
         </w:tc>
@@ -4932,7 +4932,7 @@
                 <w:b w:val="0"/>
                 <w:sz w:val="24"/>
               </w:rPr>
-              <w:t>monitor heart activity</w:t>
+              <w:t>examine the brain</w:t>
             </w:r>
           </w:p>
         </w:tc>
@@ -4995,7 +4995,7 @@
                 <w:b w:val="0"/>
                 <w:sz w:val="24"/>
               </w:rPr>
-              <w:t>detect bone fractures</w:t>
+              <w:t>monitor heart activity</w:t>
             </w:r>
           </w:p>
         </w:tc>
@@ -5058,7 +5058,7 @@
                 <w:b w:val="0"/>
                 <w:sz w:val="24"/>
               </w:rPr>
-              <w:t>measure blood pressure</w:t>
+              <w:t>detect bone fractures</w:t>
             </w:r>
           </w:p>
         </w:tc>
@@ -5078,7 +5078,7 @@
                 <w:b w:val="0"/>
                 <w:sz w:val="24"/>
               </w:rPr>
-              <w:t>+</w:t>
+              <w:t>-</w:t>
             </w:r>
           </w:p>
         </w:tc>
@@ -5212,7 +5212,7 @@
                 <w:b w:val="0"/>
                 <w:sz w:val="24"/>
               </w:rPr>
-              <w:t>examine the brain</w:t>
+              <w:t>listen to heart and lung sounds</w:t>
             </w:r>
           </w:p>
         </w:tc>
@@ -5232,7 +5232,7 @@
                 <w:b w:val="0"/>
                 <w:sz w:val="24"/>
               </w:rPr>
-              <w:t>-</w:t>
+              <w:t>+</w:t>
             </w:r>
           </w:p>
         </w:tc>
@@ -5275,7 +5275,7 @@
                 <w:b w:val="0"/>
                 <w:sz w:val="24"/>
               </w:rPr>
-              <w:t>listen to heart and lung sounds</w:t>
+              <w:t>examine the brain</w:t>
             </w:r>
           </w:p>
         </w:tc>
@@ -5295,7 +5295,7 @@
                 <w:b w:val="0"/>
                 <w:sz w:val="24"/>
               </w:rPr>
-              <w:t>+</w:t>
+              <w:t>-</w:t>
             </w:r>
           </w:p>
         </w:tc>
@@ -5555,7 +5555,7 @@
                 <w:b w:val="0"/>
                 <w:sz w:val="24"/>
               </w:rPr>
-              <w:t>examine the brain</w:t>
+              <w:t>measure body temperature</w:t>
             </w:r>
           </w:p>
         </w:tc>
@@ -5575,7 +5575,7 @@
                 <w:b w:val="0"/>
                 <w:sz w:val="24"/>
               </w:rPr>
-              <w:t>-</w:t>
+              <w:t>+</w:t>
             </w:r>
           </w:p>
         </w:tc>
@@ -5618,7 +5618,7 @@
                 <w:b w:val="0"/>
                 <w:sz w:val="24"/>
               </w:rPr>
-              <w:t>monitor heart activity</w:t>
+              <w:t>examine the brain</w:t>
             </w:r>
           </w:p>
         </w:tc>
@@ -5681,7 +5681,7 @@
                 <w:b w:val="0"/>
                 <w:sz w:val="24"/>
               </w:rPr>
-              <w:t>detect bone fractures</w:t>
+              <w:t>monitor heart activity</w:t>
             </w:r>
           </w:p>
         </w:tc>
@@ -5744,7 +5744,7 @@
                 <w:b w:val="0"/>
                 <w:sz w:val="24"/>
               </w:rPr>
-              <w:t>measure body temperature</w:t>
+              <w:t>detect bone fractures</w:t>
             </w:r>
           </w:p>
         </w:tc>
@@ -5764,7 +5764,7 @@
                 <w:b w:val="0"/>
                 <w:sz w:val="24"/>
               </w:rPr>
-              <w:t>+</w:t>
+              <w:t>-</w:t>
             </w:r>
           </w:p>
         </w:tc>
@@ -5898,7 +5898,7 @@
                 <w:b w:val="0"/>
                 <w:sz w:val="24"/>
               </w:rPr>
-              <w:t>examine the stomach</w:t>
+              <w:t>examine the colon</w:t>
             </w:r>
           </w:p>
         </w:tc>
@@ -5918,7 +5918,7 @@
                 <w:b w:val="0"/>
                 <w:sz w:val="24"/>
               </w:rPr>
-              <w:t>-</w:t>
+              <w:t>+</w:t>
             </w:r>
           </w:p>
         </w:tc>
@@ -5961,7 +5961,7 @@
                 <w:b w:val="0"/>
                 <w:sz w:val="24"/>
               </w:rPr>
-              <w:t>examine the colon</w:t>
+              <w:t>examine the stomach</w:t>
             </w:r>
           </w:p>
         </w:tc>
@@ -5981,7 +5981,7 @@
                 <w:b w:val="0"/>
                 <w:sz w:val="24"/>
               </w:rPr>
-              <w:t>+</w:t>
+              <w:t>-</w:t>
             </w:r>
           </w:p>
         </w:tc>
@@ -6927,7 +6927,7 @@
                 <w:b w:val="0"/>
                 <w:sz w:val="24"/>
               </w:rPr>
-              <w:t>kill bacteria</w:t>
+              <w:t>relieve pain</w:t>
             </w:r>
           </w:p>
         </w:tc>
@@ -6947,7 +6947,7 @@
                 <w:b w:val="0"/>
                 <w:sz w:val="24"/>
               </w:rPr>
-              <w:t>-</w:t>
+              <w:t>+</w:t>
             </w:r>
           </w:p>
         </w:tc>
@@ -6990,7 +6990,7 @@
                 <w:b w:val="0"/>
                 <w:sz w:val="24"/>
               </w:rPr>
-              <w:t>reduce fever</w:t>
+              <w:t>kill bacteria</w:t>
             </w:r>
           </w:p>
         </w:tc>
@@ -7053,7 +7053,7 @@
                 <w:b w:val="0"/>
                 <w:sz w:val="24"/>
               </w:rPr>
-              <w:t>lower blood pressure</w:t>
+              <w:t>reduce fever</w:t>
             </w:r>
           </w:p>
         </w:tc>
@@ -7116,7 +7116,7 @@
                 <w:b w:val="0"/>
                 <w:sz w:val="24"/>
               </w:rPr>
-              <w:t>relieve pain</w:t>
+              <w:t>lower blood pressure</w:t>
             </w:r>
           </w:p>
         </w:tc>
@@ -7136,7 +7136,7 @@
                 <w:b w:val="0"/>
                 <w:sz w:val="24"/>
               </w:rPr>
-              <w:t>+</w:t>
+              <w:t>-</w:t>
             </w:r>
           </w:p>
         </w:tc>
@@ -7270,7 +7270,7 @@
                 <w:b w:val="0"/>
                 <w:sz w:val="24"/>
               </w:rPr>
-              <w:t>kill bacteria</w:t>
+              <w:t>reduce fever</w:t>
             </w:r>
           </w:p>
         </w:tc>
@@ -7290,7 +7290,7 @@
                 <w:b w:val="0"/>
                 <w:sz w:val="24"/>
               </w:rPr>
-              <w:t>-</w:t>
+              <w:t>+</w:t>
             </w:r>
           </w:p>
         </w:tc>
@@ -7333,7 +7333,7 @@
                 <w:b w:val="0"/>
                 <w:sz w:val="24"/>
               </w:rPr>
-              <w:t>reduce fever</w:t>
+              <w:t>kill bacteria</w:t>
             </w:r>
           </w:p>
         </w:tc>
@@ -7353,7 +7353,7 @@
                 <w:b w:val="0"/>
                 <w:sz w:val="24"/>
               </w:rPr>
-              <w:t>+</w:t>
+              <w:t>-</w:t>
             </w:r>
           </w:p>
         </w:tc>
@@ -7613,7 +7613,7 @@
                 <w:b w:val="0"/>
                 <w:sz w:val="24"/>
               </w:rPr>
-              <w:t>kill bacteria</w:t>
+              <w:t>lower blood pressure</w:t>
             </w:r>
           </w:p>
         </w:tc>
@@ -7633,7 +7633,7 @@
                 <w:b w:val="0"/>
                 <w:sz w:val="24"/>
               </w:rPr>
-              <w:t>-</w:t>
+              <w:t>+</w:t>
             </w:r>
           </w:p>
         </w:tc>
@@ -7676,7 +7676,7 @@
                 <w:b w:val="0"/>
                 <w:sz w:val="24"/>
               </w:rPr>
-              <w:t>reduce fever</w:t>
+              <w:t>kill bacteria</w:t>
             </w:r>
           </w:p>
         </w:tc>
@@ -7739,7 +7739,7 @@
                 <w:b w:val="0"/>
                 <w:sz w:val="24"/>
               </w:rPr>
-              <w:t>lower blood pressure</w:t>
+              <w:t>reduce fever</w:t>
             </w:r>
           </w:p>
         </w:tc>
@@ -7759,7 +7759,7 @@
                 <w:b w:val="0"/>
                 <w:sz w:val="24"/>
               </w:rPr>
-              <w:t>+</w:t>
+              <w:t>-</w:t>
             </w:r>
           </w:p>
         </w:tc>
@@ -8299,7 +8299,7 @@
                 <w:b w:val="0"/>
                 <w:sz w:val="24"/>
               </w:rPr>
-              <w:t>kill bacteria</w:t>
+              <w:t>treat asthma</w:t>
             </w:r>
           </w:p>
         </w:tc>
@@ -8319,7 +8319,7 @@
                 <w:b w:val="0"/>
                 <w:sz w:val="24"/>
               </w:rPr>
-              <w:t>-</w:t>
+              <w:t>+</w:t>
             </w:r>
           </w:p>
         </w:tc>
@@ -8362,7 +8362,7 @@
                 <w:b w:val="0"/>
                 <w:sz w:val="24"/>
               </w:rPr>
-              <w:t>reduce fever</w:t>
+              <w:t>kill bacteria</w:t>
             </w:r>
           </w:p>
         </w:tc>
@@ -8425,7 +8425,7 @@
                 <w:b w:val="0"/>
                 <w:sz w:val="24"/>
               </w:rPr>
-              <w:t>lower blood pressure</w:t>
+              <w:t>reduce fever</w:t>
             </w:r>
           </w:p>
         </w:tc>
@@ -8488,7 +8488,7 @@
                 <w:b w:val="0"/>
                 <w:sz w:val="24"/>
               </w:rPr>
-              <w:t>treat asthma</w:t>
+              <w:t>lower blood pressure</w:t>
             </w:r>
           </w:p>
         </w:tc>
@@ -8508,7 +8508,7 @@
                 <w:b w:val="0"/>
                 <w:sz w:val="24"/>
               </w:rPr>
-              <w:t>+</w:t>
+              <w:t>-</w:t>
             </w:r>
           </w:p>
         </w:tc>
@@ -8642,7 +8642,7 @@
                 <w:b w:val="0"/>
                 <w:sz w:val="24"/>
               </w:rPr>
-              <w:t>the mouth</w:t>
+              <w:t>the skin</w:t>
             </w:r>
           </w:p>
         </w:tc>
@@ -8662,7 +8662,7 @@
                 <w:b w:val="0"/>
                 <w:sz w:val="24"/>
               </w:rPr>
-              <w:t>-</w:t>
+              <w:t>+</w:t>
             </w:r>
           </w:p>
         </w:tc>
@@ -8705,7 +8705,7 @@
                 <w:b w:val="0"/>
                 <w:sz w:val="24"/>
               </w:rPr>
-              <w:t>the skin</w:t>
+              <w:t>the mouth</w:t>
             </w:r>
           </w:p>
         </w:tc>
@@ -8725,7 +8725,7 @@
                 <w:b w:val="0"/>
                 <w:sz w:val="24"/>
               </w:rPr>
-              <w:t>+</w:t>
+              <w:t>-</w:t>
             </w:r>
           </w:p>
         </w:tc>
@@ -8985,7 +8985,7 @@
                 <w:b w:val="0"/>
                 <w:sz w:val="24"/>
               </w:rPr>
-              <w:t>the mouth</w:t>
+              <w:t>the rectum</w:t>
             </w:r>
           </w:p>
         </w:tc>
@@ -9005,7 +9005,7 @@
                 <w:b w:val="0"/>
                 <w:sz w:val="24"/>
               </w:rPr>
-              <w:t>-</w:t>
+              <w:t>+</w:t>
             </w:r>
           </w:p>
         </w:tc>
@@ -9048,7 +9048,7 @@
                 <w:b w:val="0"/>
                 <w:sz w:val="24"/>
               </w:rPr>
-              <w:t>the skin</w:t>
+              <w:t>the mouth</w:t>
             </w:r>
           </w:p>
         </w:tc>
@@ -9111,7 +9111,7 @@
                 <w:b w:val="0"/>
                 <w:sz w:val="24"/>
               </w:rPr>
-              <w:t>the rectum</w:t>
+              <w:t>the skin</w:t>
             </w:r>
           </w:p>
         </w:tc>
@@ -9131,7 +9131,7 @@
                 <w:b w:val="0"/>
                 <w:sz w:val="24"/>
               </w:rPr>
-              <w:t>+</w:t>
+              <w:t>-</w:t>
             </w:r>
           </w:p>
         </w:tc>
@@ -9328,7 +9328,7 @@
                 <w:b w:val="0"/>
                 <w:sz w:val="24"/>
               </w:rPr>
-              <w:t>the mouth</w:t>
+              <w:t>the bloodstream</w:t>
             </w:r>
           </w:p>
         </w:tc>
@@ -9348,7 +9348,7 @@
                 <w:b w:val="0"/>
                 <w:sz w:val="24"/>
               </w:rPr>
-              <w:t>-</w:t>
+              <w:t>+</w:t>
             </w:r>
           </w:p>
         </w:tc>
@@ -9391,7 +9391,7 @@
                 <w:b w:val="0"/>
                 <w:sz w:val="24"/>
               </w:rPr>
-              <w:t>the skin</w:t>
+              <w:t>the mouth</w:t>
             </w:r>
           </w:p>
         </w:tc>
@@ -9454,7 +9454,7 @@
                 <w:b w:val="0"/>
                 <w:sz w:val="24"/>
               </w:rPr>
-              <w:t>the rectum</w:t>
+              <w:t>the skin</w:t>
             </w:r>
           </w:p>
         </w:tc>
@@ -9517,7 +9517,7 @@
                 <w:b w:val="0"/>
                 <w:sz w:val="24"/>
               </w:rPr>
-              <w:t>the bloodstream</w:t>
+              <w:t>the rectum</w:t>
             </w:r>
           </w:p>
         </w:tc>
@@ -9537,7 +9537,7 @@
                 <w:b w:val="0"/>
                 <w:sz w:val="24"/>
               </w:rPr>
-              <w:t>+</w:t>
+              <w:t>-</w:t>
             </w:r>
           </w:p>
         </w:tc>
@@ -9671,7 +9671,7 @@
                 <w:b w:val="0"/>
                 <w:sz w:val="24"/>
               </w:rPr>
-              <w:t>space exploration</w:t>
+              <w:t>consumer protection</w:t>
             </w:r>
           </w:p>
         </w:tc>
@@ -9691,7 +9691,7 @@
                 <w:b w:val="0"/>
                 <w:sz w:val="24"/>
               </w:rPr>
-              <w:t>-</w:t>
+              <w:t>+</w:t>
             </w:r>
           </w:p>
         </w:tc>
@@ -9734,7 +9734,7 @@
                 <w:b w:val="0"/>
                 <w:sz w:val="24"/>
               </w:rPr>
-              <w:t>consumer protection</w:t>
+              <w:t>space exploration</w:t>
             </w:r>
           </w:p>
         </w:tc>
@@ -9754,7 +9754,7 @@
                 <w:b w:val="0"/>
                 <w:sz w:val="24"/>
               </w:rPr>
-              <w:t>+</w:t>
+              <w:t>-</w:t>
             </w:r>
           </w:p>
         </w:tc>
@@ -10357,7 +10357,7 @@
                 <w:b w:val="0"/>
                 <w:sz w:val="24"/>
               </w:rPr>
-              <w:t>increase prices</w:t>
+              <w:t>protect buyers from unfair practices</w:t>
             </w:r>
           </w:p>
         </w:tc>
@@ -10377,7 +10377,7 @@
                 <w:b w:val="0"/>
                 <w:sz w:val="24"/>
               </w:rPr>
-              <w:t>-</w:t>
+              <w:t>+</w:t>
             </w:r>
           </w:p>
         </w:tc>
@@ -10420,7 +10420,7 @@
                 <w:b w:val="0"/>
                 <w:sz w:val="24"/>
               </w:rPr>
-              <w:t>protect buyers from unfair practices</w:t>
+              <w:t>increase prices</w:t>
             </w:r>
           </w:p>
         </w:tc>
@@ -10440,7 +10440,7 @@
                 <w:b w:val="0"/>
                 <w:sz w:val="24"/>
               </w:rPr>
-              <w:t>+</w:t>
+              <w:t>-</w:t>
             </w:r>
           </w:p>
         </w:tc>
@@ -10700,7 +10700,7 @@
                 <w:b w:val="0"/>
                 <w:sz w:val="24"/>
               </w:rPr>
-              <w:t>treat diseases</w:t>
+              <w:t>prevent healthcare-associated infections</w:t>
             </w:r>
           </w:p>
         </w:tc>
@@ -10720,7 +10720,7 @@
                 <w:b w:val="0"/>
                 <w:sz w:val="24"/>
               </w:rPr>
-              <w:t>-</w:t>
+              <w:t>+</w:t>
             </w:r>
           </w:p>
         </w:tc>
@@ -10763,7 +10763,7 @@
                 <w:b w:val="0"/>
                 <w:sz w:val="24"/>
               </w:rPr>
-              <w:t>prevent healthcare-associated infections</w:t>
+              <w:t>treat diseases</w:t>
             </w:r>
           </w:p>
         </w:tc>
@@ -10783,7 +10783,7 @@
                 <w:b w:val="0"/>
                 <w:sz w:val="24"/>
               </w:rPr>
-              <w:t>+</w:t>
+              <w:t>-</w:t>
             </w:r>
           </w:p>
         </w:tc>
@@ -11043,7 +11043,7 @@
                 <w:b w:val="0"/>
                 <w:sz w:val="24"/>
               </w:rPr>
-              <w:t>parks</w:t>
+              <w:t>industrial waste</w:t>
             </w:r>
           </w:p>
         </w:tc>
@@ -11063,7 +11063,7 @@
                 <w:b w:val="0"/>
                 <w:sz w:val="24"/>
               </w:rPr>
-              <w:t>-</w:t>
+              <w:t>+</w:t>
             </w:r>
           </w:p>
         </w:tc>
@@ -11106,7 +11106,7 @@
                 <w:b w:val="0"/>
                 <w:sz w:val="24"/>
               </w:rPr>
-              <w:t>industrial waste</w:t>
+              <w:t>parks</w:t>
             </w:r>
           </w:p>
         </w:tc>
@@ -11126,7 +11126,7 @@
                 <w:b w:val="0"/>
                 <w:sz w:val="24"/>
               </w:rPr>
-              <w:t>+</w:t>
+              <w:t>-</w:t>
             </w:r>
           </w:p>
         </w:tc>
@@ -11386,7 +11386,7 @@
                 <w:b w:val="0"/>
                 <w:sz w:val="24"/>
               </w:rPr>
-              <w:t>chemicals</w:t>
+              <w:t>bacteria</w:t>
             </w:r>
           </w:p>
         </w:tc>
@@ -11406,7 +11406,7 @@
                 <w:b w:val="0"/>
                 <w:sz w:val="24"/>
               </w:rPr>
-              <w:t>-</w:t>
+              <w:t>+</w:t>
             </w:r>
           </w:p>
         </w:tc>
@@ -11449,7 +11449,7 @@
                 <w:b w:val="0"/>
                 <w:sz w:val="24"/>
               </w:rPr>
-              <w:t>bacteria</w:t>
+              <w:t>chemicals</w:t>
             </w:r>
           </w:p>
         </w:tc>
@@ -11469,7 +11469,7 @@
                 <w:b w:val="0"/>
                 <w:sz w:val="24"/>
               </w:rPr>
-              <w:t>+</w:t>
+              <w:t>-</w:t>
             </w:r>
           </w:p>
         </w:tc>
@@ -12072,7 +12072,7 @@
                 <w:b w:val="0"/>
                 <w:sz w:val="24"/>
               </w:rPr>
-              <w:t>education</w:t>
+              <w:t>environment</w:t>
             </w:r>
           </w:p>
         </w:tc>
@@ -12092,7 +12092,7 @@
                 <w:b w:val="0"/>
                 <w:sz w:val="24"/>
               </w:rPr>
-              <w:t>-</w:t>
+              <w:t>+</w:t>
             </w:r>
           </w:p>
         </w:tc>
@@ -12135,7 +12135,7 @@
                 <w:b w:val="0"/>
                 <w:sz w:val="24"/>
               </w:rPr>
-              <w:t>environment</w:t>
+              <w:t>education</w:t>
             </w:r>
           </w:p>
         </w:tc>
@@ -12155,7 +12155,7 @@
                 <w:b w:val="0"/>
                 <w:sz w:val="24"/>
               </w:rPr>
-              <w:t>+</w:t>
+              <w:t>-</w:t>
             </w:r>
           </w:p>
         </w:tc>
@@ -12415,7 +12415,7 @@
                 <w:b w:val="0"/>
                 <w:sz w:val="24"/>
               </w:rPr>
-              <w:t>carry oxygen</w:t>
+              <w:t>fight infection</w:t>
             </w:r>
           </w:p>
         </w:tc>
@@ -12435,7 +12435,7 @@
                 <w:b w:val="0"/>
                 <w:sz w:val="24"/>
               </w:rPr>
-              <w:t>-</w:t>
+              <w:t>+</w:t>
             </w:r>
           </w:p>
         </w:tc>
@@ -12478,7 +12478,7 @@
                 <w:b w:val="0"/>
                 <w:sz w:val="24"/>
               </w:rPr>
-              <w:t>fight infection</w:t>
+              <w:t>carry oxygen</w:t>
             </w:r>
           </w:p>
         </w:tc>
@@ -12498,7 +12498,7 @@
                 <w:b w:val="0"/>
                 <w:sz w:val="24"/>
               </w:rPr>
-              <w:t>+</w:t>
+              <w:t>-</w:t>
             </w:r>
           </w:p>
         </w:tc>
@@ -12758,7 +12758,7 @@
                 <w:b w:val="0"/>
                 <w:sz w:val="24"/>
               </w:rPr>
-              <w:t>treats physical injuries</w:t>
+              <w:t>diagnoses and treats mental disorders</w:t>
             </w:r>
           </w:p>
         </w:tc>
@@ -12778,7 +12778,7 @@
                 <w:b w:val="0"/>
                 <w:sz w:val="24"/>
               </w:rPr>
-              <w:t>-</w:t>
+              <w:t>+</w:t>
             </w:r>
           </w:p>
         </w:tc>
@@ -12821,7 +12821,7 @@
                 <w:b w:val="0"/>
                 <w:sz w:val="24"/>
               </w:rPr>
-              <w:t>performs operations</w:t>
+              <w:t>treats physical injuries</w:t>
             </w:r>
           </w:p>
         </w:tc>
@@ -12884,7 +12884,7 @@
                 <w:b w:val="0"/>
                 <w:sz w:val="24"/>
               </w:rPr>
-              <w:t>diagnoses and treats mental disorders</w:t>
+              <w:t>performs operations</w:t>
             </w:r>
           </w:p>
         </w:tc>
@@ -12904,7 +12904,7 @@
                 <w:b w:val="0"/>
                 <w:sz w:val="24"/>
               </w:rPr>
-              <w:t>+</w:t>
+              <w:t>-</w:t>
             </w:r>
           </w:p>
         </w:tc>
@@ -13101,7 +13101,7 @@
                 <w:b w:val="0"/>
                 <w:sz w:val="24"/>
               </w:rPr>
-              <w:t>carry oxygen</w:t>
+              <w:t>help blood clot</w:t>
             </w:r>
           </w:p>
         </w:tc>
@@ -13121,7 +13121,7 @@
                 <w:b w:val="0"/>
                 <w:sz w:val="24"/>
               </w:rPr>
-              <w:t>-</w:t>
+              <w:t>+</w:t>
             </w:r>
           </w:p>
         </w:tc>
@@ -13164,7 +13164,7 @@
                 <w:b w:val="0"/>
                 <w:sz w:val="24"/>
               </w:rPr>
-              <w:t>fight infection</w:t>
+              <w:t>carry oxygen</w:t>
             </w:r>
           </w:p>
         </w:tc>
@@ -13227,7 +13227,7 @@
                 <w:b w:val="0"/>
                 <w:sz w:val="24"/>
               </w:rPr>
-              <w:t>help blood clot</w:t>
+              <w:t>fight infection</w:t>
             </w:r>
           </w:p>
         </w:tc>
@@ -13247,7 +13247,7 @@
                 <w:b w:val="0"/>
                 <w:sz w:val="24"/>
               </w:rPr>
-              <w:t>+</w:t>
+              <w:t>-</w:t>
             </w:r>
           </w:p>
         </w:tc>
@@ -13444,7 +13444,7 @@
                 <w:b w:val="0"/>
                 <w:sz w:val="24"/>
               </w:rPr>
-              <w:t>digest food</w:t>
+              <w:t>pump blood</w:t>
             </w:r>
           </w:p>
         </w:tc>
@@ -13464,7 +13464,7 @@
                 <w:b w:val="0"/>
                 <w:sz w:val="24"/>
               </w:rPr>
-              <w:t>-</w:t>
+              <w:t>+</w:t>
             </w:r>
           </w:p>
         </w:tc>
@@ -13507,7 +13507,7 @@
                 <w:b w:val="0"/>
                 <w:sz w:val="24"/>
               </w:rPr>
-              <w:t>pump blood</w:t>
+              <w:t>digest food</w:t>
             </w:r>
           </w:p>
         </w:tc>
@@ -13527,7 +13527,7 @@
                 <w:b w:val="0"/>
                 <w:sz w:val="24"/>
               </w:rPr>
-              <w:t>+</w:t>
+              <w:t>-</w:t>
             </w:r>
           </w:p>
         </w:tc>
@@ -13787,7 +13787,7 @@
                 <w:b w:val="0"/>
                 <w:sz w:val="24"/>
               </w:rPr>
-              <w:t>pump blood</w:t>
+              <w:t>filter waste from blood</w:t>
             </w:r>
           </w:p>
         </w:tc>
@@ -13807,7 +13807,7 @@
                 <w:b w:val="0"/>
                 <w:sz w:val="24"/>
               </w:rPr>
-              <w:t>-</w:t>
+              <w:t>+</w:t>
             </w:r>
           </w:p>
         </w:tc>
@@ -13850,7 +13850,7 @@
                 <w:b w:val="0"/>
                 <w:sz w:val="24"/>
               </w:rPr>
-              <w:t>digest food</w:t>
+              <w:t>pump blood</w:t>
             </w:r>
           </w:p>
         </w:tc>
@@ -13913,7 +13913,7 @@
                 <w:b w:val="0"/>
                 <w:sz w:val="24"/>
               </w:rPr>
-              <w:t>filter waste from blood</w:t>
+              <w:t>digest food</w:t>
             </w:r>
           </w:p>
         </w:tc>
@@ -13933,7 +13933,7 @@
                 <w:b w:val="0"/>
                 <w:sz w:val="24"/>
               </w:rPr>
-              <w:t>+</w:t>
+              <w:t>-</w:t>
             </w:r>
           </w:p>
         </w:tc>
@@ -14130,7 +14130,7 @@
                 <w:b w:val="0"/>
                 <w:sz w:val="24"/>
               </w:rPr>
-              <w:t>pump blood</w:t>
+              <w:t>detoxify the body</w:t>
             </w:r>
           </w:p>
         </w:tc>
@@ -14150,7 +14150,7 @@
                 <w:b w:val="0"/>
                 <w:sz w:val="24"/>
               </w:rPr>
-              <w:t>-</w:t>
+              <w:t>+</w:t>
             </w:r>
           </w:p>
         </w:tc>
@@ -14193,7 +14193,7 @@
                 <w:b w:val="0"/>
                 <w:sz w:val="24"/>
               </w:rPr>
-              <w:t>detoxify the body</w:t>
+              <w:t>pump blood</w:t>
             </w:r>
           </w:p>
         </w:tc>
@@ -14213,7 +14213,7 @@
                 <w:b w:val="0"/>
                 <w:sz w:val="24"/>
               </w:rPr>
-              <w:t>+</w:t>
+              <w:t>-</w:t>
             </w:r>
           </w:p>
         </w:tc>
@@ -14473,7 +14473,7 @@
                 <w:b w:val="0"/>
                 <w:sz w:val="24"/>
               </w:rPr>
-              <w:t>the heart</w:t>
+              <w:t>the endocrine (hormone) system</w:t>
             </w:r>
           </w:p>
         </w:tc>
@@ -14493,7 +14493,7 @@
                 <w:b w:val="0"/>
                 <w:sz w:val="24"/>
               </w:rPr>
-              <w:t>-</w:t>
+              <w:t>+</w:t>
             </w:r>
           </w:p>
         </w:tc>
@@ -14536,7 +14536,7 @@
                 <w:b w:val="0"/>
                 <w:sz w:val="24"/>
               </w:rPr>
-              <w:t>the nervous system</w:t>
+              <w:t>the heart</w:t>
             </w:r>
           </w:p>
         </w:tc>
@@ -14599,7 +14599,7 @@
                 <w:b w:val="0"/>
                 <w:sz w:val="24"/>
               </w:rPr>
-              <w:t>the endocrine (hormone) system</w:t>
+              <w:t>the nervous system</w:t>
             </w:r>
           </w:p>
         </w:tc>
@@ -14619,7 +14619,7 @@
                 <w:b w:val="0"/>
                 <w:sz w:val="24"/>
               </w:rPr>
-              <w:t>+</w:t>
+              <w:t>-</w:t>
             </w:r>
           </w:p>
         </w:tc>
@@ -14816,7 +14816,7 @@
                 <w:b w:val="0"/>
                 <w:sz w:val="24"/>
               </w:rPr>
-              <w:t>the heart</w:t>
+              <w:t>mental disorders</w:t>
             </w:r>
           </w:p>
         </w:tc>
@@ -14836,7 +14836,7 @@
                 <w:b w:val="0"/>
                 <w:sz w:val="24"/>
               </w:rPr>
-              <w:t>-</w:t>
+              <w:t>+</w:t>
             </w:r>
           </w:p>
         </w:tc>
@@ -14879,7 +14879,7 @@
                 <w:b w:val="0"/>
                 <w:sz w:val="24"/>
               </w:rPr>
-              <w:t>the skin</w:t>
+              <w:t>the heart</w:t>
             </w:r>
           </w:p>
         </w:tc>
@@ -14942,7 +14942,7 @@
                 <w:b w:val="0"/>
                 <w:sz w:val="24"/>
               </w:rPr>
-              <w:t>mental disorders</w:t>
+              <w:t>the skin</w:t>
             </w:r>
           </w:p>
         </w:tc>
@@ -14962,7 +14962,7 @@
                 <w:b w:val="0"/>
                 <w:sz w:val="24"/>
               </w:rPr>
-              <w:t>+</w:t>
+              <w:t>-</w:t>
             </w:r>
           </w:p>
         </w:tc>
@@ -15159,7 +15159,7 @@
                 <w:b w:val="0"/>
                 <w:sz w:val="24"/>
               </w:rPr>
-              <w:t>ignoring symptoms</w:t>
+              <w:t>vaccination and hand hygiene</w:t>
             </w:r>
           </w:p>
         </w:tc>
@@ -15179,7 +15179,7 @@
                 <w:b w:val="0"/>
                 <w:sz w:val="24"/>
               </w:rPr>
-              <w:t>-</w:t>
+              <w:t>+</w:t>
             </w:r>
           </w:p>
         </w:tc>
@@ -15222,7 +15222,7 @@
                 <w:b w:val="0"/>
                 <w:sz w:val="24"/>
               </w:rPr>
-              <w:t>vaccination and hand hygiene</w:t>
+              <w:t>ignoring symptoms</w:t>
             </w:r>
           </w:p>
         </w:tc>
@@ -15242,7 +15242,7 @@
                 <w:b w:val="0"/>
                 <w:sz w:val="24"/>
               </w:rPr>
-              <w:t>+</w:t>
+              <w:t>-</w:t>
             </w:r>
           </w:p>
         </w:tc>
@@ -15502,7 +15502,7 @@
                 <w:b w:val="0"/>
                 <w:sz w:val="24"/>
               </w:rPr>
-              <w:t>a local outbreak</w:t>
+              <w:t>a global outbreak of a disease</w:t>
             </w:r>
           </w:p>
         </w:tc>
@@ -15522,7 +15522,7 @@
                 <w:b w:val="0"/>
                 <w:sz w:val="24"/>
               </w:rPr>
-              <w:t>-</w:t>
+              <w:t>+</w:t>
             </w:r>
           </w:p>
         </w:tc>
@@ -15565,7 +15565,7 @@
                 <w:b w:val="0"/>
                 <w:sz w:val="24"/>
               </w:rPr>
-              <w:t>a global outbreak of a disease</w:t>
+              <w:t>a local outbreak</w:t>
             </w:r>
           </w:p>
         </w:tc>
@@ -15585,7 +15585,7 @@
                 <w:b w:val="0"/>
                 <w:sz w:val="24"/>
               </w:rPr>
-              <w:t>+</w:t>
+              <w:t>-</w:t>
             </w:r>
           </w:p>
         </w:tc>
@@ -16531,7 +16531,7 @@
                 <w:b w:val="0"/>
                 <w:sz w:val="24"/>
               </w:rPr>
-              <w:t>cleaning surfaces</w:t>
+              <w:t>destroying all microorganisms</w:t>
             </w:r>
           </w:p>
         </w:tc>
@@ -16551,7 +16551,7 @@
                 <w:b w:val="0"/>
                 <w:sz w:val="24"/>
               </w:rPr>
-              <w:t>-</w:t>
+              <w:t>+</w:t>
             </w:r>
           </w:p>
         </w:tc>
@@ -16594,7 +16594,7 @@
                 <w:b w:val="0"/>
                 <w:sz w:val="24"/>
               </w:rPr>
-              <w:t>destroying all microorganisms</w:t>
+              <w:t>cleaning surfaces</w:t>
             </w:r>
           </w:p>
         </w:tc>
@@ -16614,7 +16614,7 @@
                 <w:b w:val="0"/>
                 <w:sz w:val="24"/>
               </w:rPr>
-              <w:t>+</w:t>
+              <w:t>-</w:t>
             </w:r>
           </w:p>
         </w:tc>
@@ -16874,7 +16874,7 @@
                 <w:b w:val="0"/>
                 <w:sz w:val="24"/>
               </w:rPr>
-              <w:t>destroying all microorganisms</w:t>
+              <w:t>reducing germs to a safe level</w:t>
             </w:r>
           </w:p>
         </w:tc>
@@ -16894,7 +16894,7 @@
                 <w:b w:val="0"/>
                 <w:sz w:val="24"/>
               </w:rPr>
-              <w:t>-</w:t>
+              <w:t>+</w:t>
             </w:r>
           </w:p>
         </w:tc>
@@ -16937,7 +16937,7 @@
                 <w:b w:val="0"/>
                 <w:sz w:val="24"/>
               </w:rPr>
-              <w:t>cleaning surfaces</w:t>
+              <w:t>destroying all microorganisms</w:t>
             </w:r>
           </w:p>
         </w:tc>
@@ -17000,7 +17000,7 @@
                 <w:b w:val="0"/>
                 <w:sz w:val="24"/>
               </w:rPr>
-              <w:t>reducing germs to a safe level</w:t>
+              <w:t>cleaning surfaces</w:t>
             </w:r>
           </w:p>
         </w:tc>
@@ -17020,7 +17020,7 @@
                 <w:b w:val="0"/>
                 <w:sz w:val="24"/>
               </w:rPr>
-              <w:t>+</w:t>
+              <w:t>-</w:t>
             </w:r>
           </w:p>
         </w:tc>
@@ -17560,7 +17560,7 @@
                 <w:b w:val="0"/>
                 <w:sz w:val="24"/>
               </w:rPr>
-              <w:t>a short-term illness</w:t>
+              <w:t>a long-lasting condition</w:t>
             </w:r>
           </w:p>
         </w:tc>
@@ -17580,7 +17580,7 @@
                 <w:b w:val="0"/>
                 <w:sz w:val="24"/>
               </w:rPr>
-              <w:t>-</w:t>
+              <w:t>+</w:t>
             </w:r>
           </w:p>
         </w:tc>
@@ -17623,7 +17623,7 @@
                 <w:b w:val="0"/>
                 <w:sz w:val="24"/>
               </w:rPr>
-              <w:t>a long-lasting condition</w:t>
+              <w:t>a short-term illness</w:t>
             </w:r>
           </w:p>
         </w:tc>
@@ -17643,7 +17643,7 @@
                 <w:b w:val="0"/>
                 <w:sz w:val="24"/>
               </w:rPr>
-              <w:t>+</w:t>
+              <w:t>-</w:t>
             </w:r>
           </w:p>
         </w:tc>
@@ -18246,7 +18246,7 @@
                 <w:b w:val="0"/>
                 <w:sz w:val="24"/>
               </w:rPr>
-              <w:t>poor diet</w:t>
+              <w:t>viruses and bacteria</w:t>
             </w:r>
           </w:p>
         </w:tc>
@@ -18266,7 +18266,7 @@
                 <w:b w:val="0"/>
                 <w:sz w:val="24"/>
               </w:rPr>
-              <w:t>-</w:t>
+              <w:t>+</w:t>
             </w:r>
           </w:p>
         </w:tc>
@@ -18309,7 +18309,7 @@
                 <w:b w:val="0"/>
                 <w:sz w:val="24"/>
               </w:rPr>
-              <w:t>viruses and bacteria</w:t>
+              <w:t>poor diet</w:t>
             </w:r>
           </w:p>
         </w:tc>
@@ -18329,7 +18329,7 @@
                 <w:b w:val="0"/>
                 <w:sz w:val="24"/>
               </w:rPr>
-              <w:t>+</w:t>
+              <w:t>-</w:t>
             </w:r>
           </w:p>
         </w:tc>
@@ -18589,7 +18589,7 @@
                 <w:b w:val="0"/>
                 <w:sz w:val="24"/>
               </w:rPr>
-              <w:t>genetics only</w:t>
+              <w:t>poor oral hygiene</w:t>
             </w:r>
           </w:p>
         </w:tc>
@@ -18609,7 +18609,7 @@
                 <w:b w:val="0"/>
                 <w:sz w:val="24"/>
               </w:rPr>
-              <w:t>-</w:t>
+              <w:t>+</w:t>
             </w:r>
           </w:p>
         </w:tc>
@@ -18652,7 +18652,7 @@
                 <w:b w:val="0"/>
                 <w:sz w:val="24"/>
               </w:rPr>
-              <w:t>poor oral hygiene</w:t>
+              <w:t>genetics only</w:t>
             </w:r>
           </w:p>
         </w:tc>
@@ -18672,7 +18672,7 @@
                 <w:b w:val="0"/>
                 <w:sz w:val="24"/>
               </w:rPr>
-              <w:t>+</w:t>
+              <w:t>-</w:t>
             </w:r>
           </w:p>
         </w:tc>
@@ -18932,7 +18932,7 @@
                 <w:b w:val="0"/>
                 <w:sz w:val="24"/>
               </w:rPr>
-              <w:t>measure</w:t>
+              <w:t>measures</w:t>
             </w:r>
           </w:p>
         </w:tc>
@@ -18952,7 +18952,7 @@
                 <w:b w:val="0"/>
                 <w:sz w:val="24"/>
               </w:rPr>
-              <w:t>-</w:t>
+              <w:t>+</w:t>
             </w:r>
           </w:p>
         </w:tc>
@@ -18995,7 +18995,7 @@
                 <w:b w:val="0"/>
                 <w:sz w:val="24"/>
               </w:rPr>
-              <w:t>measures</w:t>
+              <w:t>measure</w:t>
             </w:r>
           </w:p>
         </w:tc>
@@ -19015,7 +19015,7 @@
                 <w:b w:val="0"/>
                 <w:sz w:val="24"/>
               </w:rPr>
-              <w:t>+</w:t>
+              <w:t>-</w:t>
             </w:r>
           </w:p>
         </w:tc>
@@ -19275,7 +19275,7 @@
                 <w:b w:val="0"/>
                 <w:sz w:val="24"/>
               </w:rPr>
-              <w:t>take</w:t>
+              <w:t>took</w:t>
             </w:r>
           </w:p>
         </w:tc>
@@ -19295,7 +19295,7 @@
                 <w:b w:val="0"/>
                 <w:sz w:val="24"/>
               </w:rPr>
-              <w:t>-</w:t>
+              <w:t>+</w:t>
             </w:r>
           </w:p>
         </w:tc>
@@ -19338,7 +19338,7 @@
                 <w:b w:val="0"/>
                 <w:sz w:val="24"/>
               </w:rPr>
-              <w:t>takes</w:t>
+              <w:t>take</w:t>
             </w:r>
           </w:p>
         </w:tc>
@@ -19401,7 +19401,7 @@
                 <w:b w:val="0"/>
                 <w:sz w:val="24"/>
               </w:rPr>
-              <w:t>took</w:t>
+              <w:t>takes</w:t>
             </w:r>
           </w:p>
         </w:tc>
@@ -19421,7 +19421,7 @@
                 <w:b w:val="0"/>
                 <w:sz w:val="24"/>
               </w:rPr>
-              <w:t>+</w:t>
+              <w:t>-</w:t>
             </w:r>
           </w:p>
         </w:tc>
@@ -19618,7 +19618,7 @@
                 <w:b w:val="0"/>
                 <w:sz w:val="24"/>
               </w:rPr>
-              <w:t>is taken</w:t>
+              <w:t>is being taken</w:t>
             </w:r>
           </w:p>
         </w:tc>
@@ -19638,7 +19638,7 @@
                 <w:b w:val="0"/>
                 <w:sz w:val="24"/>
               </w:rPr>
-              <w:t>-</w:t>
+              <w:t>+</w:t>
             </w:r>
           </w:p>
         </w:tc>
@@ -19681,7 +19681,7 @@
                 <w:b w:val="0"/>
                 <w:sz w:val="24"/>
               </w:rPr>
-              <w:t>was taken</w:t>
+              <w:t>is taken</w:t>
             </w:r>
           </w:p>
         </w:tc>
@@ -19744,7 +19744,7 @@
                 <w:b w:val="0"/>
                 <w:sz w:val="24"/>
               </w:rPr>
-              <w:t>is being taken</w:t>
+              <w:t>was taken</w:t>
             </w:r>
           </w:p>
         </w:tc>
@@ -19764,7 +19764,7 @@
                 <w:b w:val="0"/>
                 <w:sz w:val="24"/>
               </w:rPr>
-              <w:t>+</w:t>
+              <w:t>-</w:t>
             </w:r>
           </w:p>
         </w:tc>
@@ -20304,7 +20304,7 @@
                 <w:b w:val="0"/>
                 <w:sz w:val="24"/>
               </w:rPr>
-              <w:t>performs</w:t>
+              <w:t>is performing</w:t>
             </w:r>
           </w:p>
         </w:tc>
@@ -20324,7 +20324,7 @@
                 <w:b w:val="0"/>
                 <w:sz w:val="24"/>
               </w:rPr>
-              <w:t>-</w:t>
+              <w:t>+</w:t>
             </w:r>
           </w:p>
         </w:tc>
@@ -20367,7 +20367,7 @@
                 <w:b w:val="0"/>
                 <w:sz w:val="24"/>
               </w:rPr>
-              <w:t>performed</w:t>
+              <w:t>performs</w:t>
             </w:r>
           </w:p>
         </w:tc>
@@ -20430,7 +20430,7 @@
                 <w:b w:val="0"/>
                 <w:sz w:val="24"/>
               </w:rPr>
-              <w:t>is performing</w:t>
+              <w:t>performed</w:t>
             </w:r>
           </w:p>
         </w:tc>
@@ -20450,7 +20450,7 @@
                 <w:b w:val="0"/>
                 <w:sz w:val="24"/>
               </w:rPr>
-              <w:t>+</w:t>
+              <w:t>-</w:t>
             </w:r>
           </w:p>
         </w:tc>
@@ -20647,7 +20647,7 @@
                 <w:b w:val="0"/>
                 <w:sz w:val="24"/>
               </w:rPr>
-              <w:t>go</w:t>
+              <w:t>went</w:t>
             </w:r>
           </w:p>
         </w:tc>
@@ -20667,7 +20667,7 @@
                 <w:b w:val="0"/>
                 <w:sz w:val="24"/>
               </w:rPr>
-              <w:t>-</w:t>
+              <w:t>+</w:t>
             </w:r>
           </w:p>
         </w:tc>
@@ -20710,7 +20710,7 @@
                 <w:b w:val="0"/>
                 <w:sz w:val="24"/>
               </w:rPr>
-              <w:t>goes</w:t>
+              <w:t>go</w:t>
             </w:r>
           </w:p>
         </w:tc>
@@ -20773,7 +20773,7 @@
                 <w:b w:val="0"/>
                 <w:sz w:val="24"/>
               </w:rPr>
-              <w:t>went</w:t>
+              <w:t>goes</w:t>
             </w:r>
           </w:p>
         </w:tc>
@@ -20793,7 +20793,7 @@
                 <w:b w:val="0"/>
                 <w:sz w:val="24"/>
               </w:rPr>
-              <w:t>+</w:t>
+              <w:t>-</w:t>
             </w:r>
           </w:p>
         </w:tc>
@@ -20990,7 +20990,7 @@
                 <w:b w:val="0"/>
                 <w:sz w:val="24"/>
               </w:rPr>
-              <w:t>arrive</w:t>
+              <w:t>will arrive</w:t>
             </w:r>
           </w:p>
         </w:tc>
@@ -21010,7 +21010,7 @@
                 <w:b w:val="0"/>
                 <w:sz w:val="24"/>
               </w:rPr>
-              <w:t>-</w:t>
+              <w:t>+</w:t>
             </w:r>
           </w:p>
         </w:tc>
@@ -21053,7 +21053,7 @@
                 <w:b w:val="0"/>
                 <w:sz w:val="24"/>
               </w:rPr>
-              <w:t>arrived</w:t>
+              <w:t>arrive</w:t>
             </w:r>
           </w:p>
         </w:tc>
@@ -21116,7 +21116,7 @@
                 <w:b w:val="0"/>
                 <w:sz w:val="24"/>
               </w:rPr>
-              <w:t>has arrived</w:t>
+              <w:t>arrived</w:t>
             </w:r>
           </w:p>
         </w:tc>
@@ -21179,7 +21179,7 @@
                 <w:b w:val="0"/>
                 <w:sz w:val="24"/>
               </w:rPr>
-              <w:t>will arrive</w:t>
+              <w:t>has arrived</w:t>
             </w:r>
           </w:p>
         </w:tc>
@@ -21199,7 +21199,7 @@
                 <w:b w:val="0"/>
                 <w:sz w:val="24"/>
               </w:rPr>
-              <w:t>+</w:t>
+              <w:t>-</w:t>
             </w:r>
           </w:p>
         </w:tc>
@@ -21676,7 +21676,7 @@
                 <w:b w:val="0"/>
                 <w:sz w:val="24"/>
               </w:rPr>
-              <w:t>take</w:t>
+              <w:t>takes</w:t>
             </w:r>
           </w:p>
         </w:tc>
@@ -21696,7 +21696,7 @@
                 <w:b w:val="0"/>
                 <w:sz w:val="24"/>
               </w:rPr>
-              <w:t>-</w:t>
+              <w:t>+</w:t>
             </w:r>
           </w:p>
         </w:tc>
@@ -21739,7 +21739,7 @@
                 <w:b w:val="0"/>
                 <w:sz w:val="24"/>
               </w:rPr>
-              <w:t>takes</w:t>
+              <w:t>take</w:t>
             </w:r>
           </w:p>
         </w:tc>
@@ -21759,7 +21759,7 @@
                 <w:b w:val="0"/>
                 <w:sz w:val="24"/>
               </w:rPr>
-              <w:t>+</w:t>
+              <w:t>-</w:t>
             </w:r>
           </w:p>
         </w:tc>
@@ -22019,7 +22019,7 @@
                 <w:b w:val="0"/>
                 <w:sz w:val="24"/>
               </w:rPr>
-              <w:t>examine</w:t>
+              <w:t>examined</w:t>
             </w:r>
           </w:p>
         </w:tc>
@@ -22039,7 +22039,7 @@
                 <w:b w:val="0"/>
                 <w:sz w:val="24"/>
               </w:rPr>
-              <w:t>-</w:t>
+              <w:t>+</w:t>
             </w:r>
           </w:p>
         </w:tc>
@@ -22082,7 +22082,7 @@
                 <w:b w:val="0"/>
                 <w:sz w:val="24"/>
               </w:rPr>
-              <w:t>examines</w:t>
+              <w:t>examine</w:t>
             </w:r>
           </w:p>
         </w:tc>
@@ -22145,7 +22145,7 @@
                 <w:b w:val="0"/>
                 <w:sz w:val="24"/>
               </w:rPr>
-              <w:t>examined</w:t>
+              <w:t>examines</w:t>
             </w:r>
           </w:p>
         </w:tc>
@@ -22165,7 +22165,7 @@
                 <w:b w:val="0"/>
                 <w:sz w:val="24"/>
               </w:rPr>
-              <w:t>+</w:t>
+              <w:t>-</w:t>
             </w:r>
           </w:p>
         </w:tc>
@@ -22362,7 +22362,7 @@
                 <w:b w:val="0"/>
                 <w:sz w:val="24"/>
               </w:rPr>
-              <w:t>feel</w:t>
+              <w:t>will feel</w:t>
             </w:r>
           </w:p>
         </w:tc>
@@ -22382,7 +22382,7 @@
                 <w:b w:val="0"/>
                 <w:sz w:val="24"/>
               </w:rPr>
-              <w:t>-</w:t>
+              <w:t>+</w:t>
             </w:r>
           </w:p>
         </w:tc>
@@ -22425,7 +22425,7 @@
                 <w:b w:val="0"/>
                 <w:sz w:val="24"/>
               </w:rPr>
-              <w:t>feels</w:t>
+              <w:t>feel</w:t>
             </w:r>
           </w:p>
         </w:tc>
@@ -22488,7 +22488,7 @@
                 <w:b w:val="0"/>
                 <w:sz w:val="24"/>
               </w:rPr>
-              <w:t>felt</w:t>
+              <w:t>feels</w:t>
             </w:r>
           </w:p>
         </w:tc>
@@ -22551,7 +22551,7 @@
                 <w:b w:val="0"/>
                 <w:sz w:val="24"/>
               </w:rPr>
-              <w:t>will feel</w:t>
+              <w:t>felt</w:t>
             </w:r>
           </w:p>
         </w:tc>
@@ -22571,7 +22571,7 @@
                 <w:b w:val="0"/>
                 <w:sz w:val="24"/>
               </w:rPr>
-              <w:t>+</w:t>
+              <w:t>-</w:t>
             </w:r>
           </w:p>
         </w:tc>
@@ -22705,7 +22705,7 @@
                 <w:b w:val="0"/>
                 <w:sz w:val="24"/>
               </w:rPr>
-              <w:t>check</w:t>
+              <w:t>checks</w:t>
             </w:r>
           </w:p>
         </w:tc>
@@ -22725,7 +22725,7 @@
                 <w:b w:val="0"/>
                 <w:sz w:val="24"/>
               </w:rPr>
-              <w:t>-</w:t>
+              <w:t>+</w:t>
             </w:r>
           </w:p>
         </w:tc>
@@ -22768,7 +22768,7 @@
                 <w:b w:val="0"/>
                 <w:sz w:val="24"/>
               </w:rPr>
-              <w:t>checks</w:t>
+              <w:t>check</w:t>
             </w:r>
           </w:p>
         </w:tc>
@@ -22788,7 +22788,7 @@
                 <w:b w:val="0"/>
                 <w:sz w:val="24"/>
               </w:rPr>
-              <w:t>+</w:t>
+              <w:t>-</w:t>
             </w:r>
           </w:p>
         </w:tc>
@@ -23048,7 +23048,7 @@
                 <w:b w:val="0"/>
                 <w:sz w:val="24"/>
               </w:rPr>
-              <w:t>arrive</w:t>
+              <w:t>arrived</w:t>
             </w:r>
           </w:p>
         </w:tc>
@@ -23068,7 +23068,7 @@
                 <w:b w:val="0"/>
                 <w:sz w:val="24"/>
               </w:rPr>
-              <w:t>-</w:t>
+              <w:t>+</w:t>
             </w:r>
           </w:p>
         </w:tc>
@@ -23111,7 +23111,7 @@
                 <w:b w:val="0"/>
                 <w:sz w:val="24"/>
               </w:rPr>
-              <w:t>arrives</w:t>
+              <w:t>arrive</w:t>
             </w:r>
           </w:p>
         </w:tc>
@@ -23174,7 +23174,7 @@
                 <w:b w:val="0"/>
                 <w:sz w:val="24"/>
               </w:rPr>
-              <w:t>arrived</w:t>
+              <w:t>arrives</w:t>
             </w:r>
           </w:p>
         </w:tc>
@@ -23194,7 +23194,7 @@
                 <w:b w:val="0"/>
                 <w:sz w:val="24"/>
               </w:rPr>
-              <w:t>+</w:t>
+              <w:t>-</w:t>
             </w:r>
           </w:p>
         </w:tc>
@@ -23391,7 +23391,7 @@
                 <w:b w:val="0"/>
                 <w:sz w:val="24"/>
               </w:rPr>
-              <w:t>operates</w:t>
+              <w:t>will operate</w:t>
             </w:r>
           </w:p>
         </w:tc>
@@ -23411,7 +23411,7 @@
                 <w:b w:val="0"/>
                 <w:sz w:val="24"/>
               </w:rPr>
-              <w:t>-</w:t>
+              <w:t>+</w:t>
             </w:r>
           </w:p>
         </w:tc>
@@ -23454,7 +23454,7 @@
                 <w:b w:val="0"/>
                 <w:sz w:val="24"/>
               </w:rPr>
-              <w:t>operated</w:t>
+              <w:t>operates</w:t>
             </w:r>
           </w:p>
         </w:tc>
@@ -23517,7 +23517,7 @@
                 <w:b w:val="0"/>
                 <w:sz w:val="24"/>
               </w:rPr>
-              <w:t>has operated</w:t>
+              <w:t>operated</w:t>
             </w:r>
           </w:p>
         </w:tc>
@@ -23580,7 +23580,7 @@
                 <w:b w:val="0"/>
                 <w:sz w:val="24"/>
               </w:rPr>
-              <w:t>will operate</w:t>
+              <w:t>has operated</w:t>
             </w:r>
           </w:p>
         </w:tc>
@@ -23600,7 +23600,7 @@
                 <w:b w:val="0"/>
                 <w:sz w:val="24"/>
               </w:rPr>
-              <w:t>+</w:t>
+              <w:t>-</w:t>
             </w:r>
           </w:p>
         </w:tc>
@@ -23734,7 +23734,7 @@
                 <w:b w:val="0"/>
                 <w:sz w:val="24"/>
               </w:rPr>
-              <w:t>using raw ingredients</w:t>
+              <w:t>proper cooking and storage</w:t>
             </w:r>
           </w:p>
         </w:tc>
@@ -23754,7 +23754,7 @@
                 <w:b w:val="0"/>
                 <w:sz w:val="24"/>
               </w:rPr>
-              <w:t>-</w:t>
+              <w:t>+</w:t>
             </w:r>
           </w:p>
         </w:tc>
@@ -23797,7 +23797,7 @@
                 <w:b w:val="0"/>
                 <w:sz w:val="24"/>
               </w:rPr>
-              <w:t>proper cooking and storage</w:t>
+              <w:t>using raw ingredients</w:t>
             </w:r>
           </w:p>
         </w:tc>
@@ -23817,7 +23817,7 @@
                 <w:b w:val="0"/>
                 <w:sz w:val="24"/>
               </w:rPr>
-              <w:t>+</w:t>
+              <w:t>-</w:t>
             </w:r>
           </w:p>
         </w:tc>
@@ -24014,7 +24014,7 @@
                 <w:b w:val="0"/>
                 <w:sz w:val="24"/>
               </w:rPr>
-              <w:t>ECG</w:t>
+              <w:t>MRI</w:t>
             </w:r>
           </w:p>
         </w:tc>
@@ -24034,7 +24034,7 @@
                 <w:b w:val="0"/>
                 <w:sz w:val="24"/>
               </w:rPr>
-              <w:t>-</w:t>
+              <w:t>+</w:t>
             </w:r>
           </w:p>
         </w:tc>
@@ -24077,7 +24077,7 @@
                 <w:b w:val="0"/>
                 <w:sz w:val="24"/>
               </w:rPr>
-              <w:t>X-ray</w:t>
+              <w:t>ECG</w:t>
             </w:r>
           </w:p>
         </w:tc>
@@ -24140,7 +24140,7 @@
                 <w:b w:val="0"/>
                 <w:sz w:val="24"/>
               </w:rPr>
-              <w:t>MRI</w:t>
+              <w:t>X-ray</w:t>
             </w:r>
           </w:p>
         </w:tc>
@@ -24160,7 +24160,7 @@
                 <w:b w:val="0"/>
                 <w:sz w:val="24"/>
               </w:rPr>
-              <w:t>+</w:t>
+              <w:t>-</w:t>
             </w:r>
           </w:p>
         </w:tc>
@@ -24294,7 +24294,7 @@
                 <w:b w:val="0"/>
                 <w:sz w:val="24"/>
               </w:rPr>
-              <w:t>genetics</w:t>
+              <w:t>poor hygiene</w:t>
             </w:r>
           </w:p>
         </w:tc>
@@ -24314,7 +24314,7 @@
                 <w:b w:val="0"/>
                 <w:sz w:val="24"/>
               </w:rPr>
-              <w:t>-</w:t>
+              <w:t>+</w:t>
             </w:r>
           </w:p>
         </w:tc>
@@ -24357,7 +24357,7 @@
                 <w:b w:val="0"/>
                 <w:sz w:val="24"/>
               </w:rPr>
-              <w:t>poor hygiene</w:t>
+              <w:t>genetics</w:t>
             </w:r>
           </w:p>
         </w:tc>
@@ -24377,7 +24377,7 @@
                 <w:b w:val="0"/>
                 <w:sz w:val="24"/>
               </w:rPr>
-              <w:t>+</w:t>
+              <w:t>-</w:t>
             </w:r>
           </w:p>
         </w:tc>
@@ -24854,7 +24854,7 @@
                 <w:b w:val="0"/>
                 <w:sz w:val="24"/>
               </w:rPr>
-              <w:t>mobile phones</w:t>
+              <w:t>medical procedures</w:t>
             </w:r>
           </w:p>
         </w:tc>
@@ -24874,7 +24874,7 @@
                 <w:b w:val="0"/>
                 <w:sz w:val="24"/>
               </w:rPr>
-              <w:t>-</w:t>
+              <w:t>+</w:t>
             </w:r>
           </w:p>
         </w:tc>
@@ -24917,7 +24917,7 @@
                 <w:b w:val="0"/>
                 <w:sz w:val="24"/>
               </w:rPr>
-              <w:t>medical procedures</w:t>
+              <w:t>mobile phones</w:t>
             </w:r>
           </w:p>
         </w:tc>
@@ -24937,7 +24937,7 @@
                 <w:b w:val="0"/>
                 <w:sz w:val="24"/>
               </w:rPr>
-              <w:t>+</w:t>
+              <w:t>-</w:t>
             </w:r>
           </w:p>
         </w:tc>
@@ -25414,7 +25414,7 @@
                 <w:b w:val="0"/>
                 <w:sz w:val="24"/>
               </w:rPr>
-              <w:t>treat diseases</w:t>
+              <w:t>prevent diseases by building immunity</w:t>
             </w:r>
           </w:p>
         </w:tc>
@@ -25434,7 +25434,7 @@
                 <w:b w:val="0"/>
                 <w:sz w:val="24"/>
               </w:rPr>
-              <w:t>-</w:t>
+              <w:t>+</w:t>
             </w:r>
           </w:p>
         </w:tc>
@@ -25477,7 +25477,7 @@
                 <w:b w:val="0"/>
                 <w:sz w:val="24"/>
               </w:rPr>
-              <w:t>prevent diseases by building immunity</w:t>
+              <w:t>treat diseases</w:t>
             </w:r>
           </w:p>
         </w:tc>
@@ -25497,7 +25497,7 @@
                 <w:b w:val="0"/>
                 <w:sz w:val="24"/>
               </w:rPr>
-              <w:t>+</w:t>
+              <w:t>-</w:t>
             </w:r>
           </w:p>
         </w:tc>
@@ -25694,7 +25694,7 @@
                 <w:b w:val="0"/>
                 <w:sz w:val="24"/>
               </w:rPr>
-              <w:t>Food safety</w:t>
+              <w:t>Ergonomics</w:t>
             </w:r>
           </w:p>
         </w:tc>
@@ -25714,7 +25714,7 @@
                 <w:b w:val="0"/>
                 <w:sz w:val="24"/>
               </w:rPr>
-              <w:t>-</w:t>
+              <w:t>+</w:t>
             </w:r>
           </w:p>
         </w:tc>
@@ -25757,7 +25757,7 @@
                 <w:b w:val="0"/>
                 <w:sz w:val="24"/>
               </w:rPr>
-              <w:t>Ergonomics</w:t>
+              <w:t>Food safety</w:t>
             </w:r>
           </w:p>
         </w:tc>
@@ -25777,7 +25777,7 @@
                 <w:b w:val="0"/>
                 <w:sz w:val="24"/>
               </w:rPr>
-              <w:t>+</w:t>
+              <w:t>-</w:t>
             </w:r>
           </w:p>
         </w:tc>
@@ -25974,7 +25974,7 @@
                 <w:b w:val="0"/>
                 <w:sz w:val="24"/>
               </w:rPr>
-              <w:t>ignoring symptoms</w:t>
+              <w:t>vaccination and hand hygiene</w:t>
             </w:r>
           </w:p>
         </w:tc>
@@ -25994,7 +25994,7 @@
                 <w:b w:val="0"/>
                 <w:sz w:val="24"/>
               </w:rPr>
-              <w:t>-</w:t>
+              <w:t>+</w:t>
             </w:r>
           </w:p>
         </w:tc>
@@ -26037,7 +26037,7 @@
                 <w:b w:val="0"/>
                 <w:sz w:val="24"/>
               </w:rPr>
-              <w:t>vaccination and hand hygiene</w:t>
+              <w:t>ignoring symptoms</w:t>
             </w:r>
           </w:p>
         </w:tc>
@@ -26057,7 +26057,7 @@
                 <w:b w:val="0"/>
                 <w:sz w:val="24"/>
               </w:rPr>
-              <w:t>+</w:t>
+              <w:t>-</w:t>
             </w:r>
           </w:p>
         </w:tc>
@@ -26254,7 +26254,7 @@
                 <w:b w:val="0"/>
                 <w:sz w:val="24"/>
               </w:rPr>
-              <w:t>Headache</w:t>
+              <w:t>Respiratory diseases</w:t>
             </w:r>
           </w:p>
         </w:tc>
@@ -26274,7 +26274,7 @@
                 <w:b w:val="0"/>
                 <w:sz w:val="24"/>
               </w:rPr>
-              <w:t>-</w:t>
+              <w:t>+</w:t>
             </w:r>
           </w:p>
         </w:tc>
@@ -26317,7 +26317,7 @@
                 <w:b w:val="0"/>
                 <w:sz w:val="24"/>
               </w:rPr>
-              <w:t>Respiratory diseases</w:t>
+              <w:t>Headache</w:t>
             </w:r>
           </w:p>
         </w:tc>
@@ -26337,7 +26337,7 @@
                 <w:b w:val="0"/>
                 <w:sz w:val="24"/>
               </w:rPr>
-              <w:t>+</w:t>
+              <w:t>-</w:t>
             </w:r>
           </w:p>
         </w:tc>
@@ -26534,7 +26534,7 @@
                 <w:b w:val="0"/>
                 <w:sz w:val="24"/>
               </w:rPr>
-              <w:t>genetics</w:t>
+              <w:t>smoking</w:t>
             </w:r>
           </w:p>
         </w:tc>
@@ -26554,7 +26554,7 @@
                 <w:b w:val="0"/>
                 <w:sz w:val="24"/>
               </w:rPr>
-              <w:t>-</w:t>
+              <w:t>+</w:t>
             </w:r>
           </w:p>
         </w:tc>
@@ -26597,7 +26597,7 @@
                 <w:b w:val="0"/>
                 <w:sz w:val="24"/>
               </w:rPr>
-              <w:t>smoking</w:t>
+              <w:t>genetics</w:t>
             </w:r>
           </w:p>
         </w:tc>
@@ -26617,7 +26617,7 @@
                 <w:b w:val="0"/>
                 <w:sz w:val="24"/>
               </w:rPr>
-              <w:t>+</w:t>
+              <w:t>-</w:t>
             </w:r>
           </w:p>
         </w:tc>
